--- a/pr-preview/pr-214/independence.docx
+++ b/pr-preview/pr-214/independence.docx
@@ -15,7 +15,7 @@
         <w:pStyle w:val="Date"/>
       </w:pPr>
       <w:r>
-        <w:t xml:space="preserve">Last modified: 2026-10-18 16:47:26 (PDT)</w:t>
+        <w:t xml:space="preserve">Last modified: 2026-10-18 21:56:25 (PDT)</w:t>
       </w:r>
     </w:p>
     <w:p>
@@ -10051,7 +10051,7 @@
         <w:t xml:space="preserve"> </w:t>
       </w:r>
       <w:r>
-        <w:t xml:space="preserve">Choose</w:t>
+        <w:t xml:space="preserve">Choose a variable index</w:t>
       </w:r>
       <w:r>
         <w:t xml:space="preserve"> </w:t>
@@ -10065,7 +10065,7 @@
         <w:t xml:space="preserve"> </w:t>
       </w:r>
       <w:r>
-        <w:t xml:space="preserve">and</w:t>
+        <w:t xml:space="preserve">and a value</w:t>
       </w:r>
       <w:r>
         <w:t xml:space="preserve"> </w:t>

--- a/pr-preview/pr-214/independence.docx
+++ b/pr-preview/pr-214/independence.docx
@@ -15,7 +15,7 @@
         <w:pStyle w:val="Date"/>
       </w:pPr>
       <w:r>
-        <w:t xml:space="preserve">Last modified: 2026-10-18 21:56:25 (PDT)</w:t>
+        <w:t xml:space="preserve">Last modified: 2026-10-18 22:11:43 (PDT)</w:t>
       </w:r>
     </w:p>
     <w:p>
@@ -10051,7 +10051,7 @@
         <w:t xml:space="preserve"> </w:t>
       </w:r>
       <w:r>
-        <w:t xml:space="preserve">Choose a variable index</w:t>
+        <w:t xml:space="preserve">Choose an index</w:t>
       </w:r>
       <w:r>
         <w:t xml:space="preserve"> </w:t>
@@ -10074,6 +10074,29 @@
         <m:r>
           <m:t>x</m:t>
         </m:r>
+      </m:oMath>
+      <w:r>
+        <w:t xml:space="preserve"> </w:t>
+      </w:r>
+      <w:r>
+        <w:t xml:space="preserve">of</w:t>
+      </w:r>
+      <w:r>
+        <w:t xml:space="preserve"> </w:t>
+      </w:r>
+      <m:oMath>
+        <m:sSub>
+          <m:e>
+            <m:r>
+              <m:t>X</m:t>
+            </m:r>
+          </m:e>
+          <m:sub>
+            <m:r>
+              <m:t>i</m:t>
+            </m:r>
+          </m:sub>
+        </m:sSub>
       </m:oMath>
       <w:r>
         <w:t xml:space="preserve">.</w:t>

--- a/pr-preview/pr-214/independence.docx
+++ b/pr-preview/pr-214/independence.docx
@@ -15,7 +15,7 @@
         <w:pStyle w:val="Date"/>
       </w:pPr>
       <w:r>
-        <w:t xml:space="preserve">Last modified: 2026-10-18 22:11:43 (PDT)</w:t>
+        <w:t xml:space="preserve">Last modified: 2026-10-19 00:02:54 (PDT)</w:t>
       </w:r>
     </w:p>
     <w:p>
